--- a/templates/W3-02-01D.docx
+++ b/templates/W3-02-01D.docx
@@ -77,7 +77,7 @@
           <w:rFonts w:ascii="標楷體" w:eastAsia="標楷體" w:hAnsi="標楷體" w:hint="eastAsia"/>
           <w:sz w:val="28"/>
         </w:rPr>
-        <w:t>□</w:t>
+        <w:t>{{FIRSTCK}}</w:t>
       </w:r>
       <w:r>
         <w:rPr>
@@ -91,7 +91,7 @@
           <w:rFonts w:ascii="標楷體" w:eastAsia="標楷體" w:hAnsi="標楷體" w:hint="eastAsia"/>
           <w:sz w:val="28"/>
         </w:rPr>
-        <w:t xml:space="preserve">■複檢</w:t>
+        <w:t xml:space="preserve">{{RECK}}複檢</w:t>
       </w:r>
       <w:r>
         <w:rPr>

--- a/templates/W3-02-01D.docx
+++ b/templates/W3-02-01D.docx
@@ -7861,7 +7861,7 @@
                 <w:rFonts w:ascii="標楷體" w:eastAsia="標楷體" w:hint="eastAsia"/>
                 <w:sz w:val="20"/>
               </w:rPr>
-              <w:t xml:space="preserve">□1.檢查結果： □合格  □不合格  □未備妥  □程序不符</w:t>
+              <w:t xml:space="preserve">■1.檢查結果： □合格  □不合格  □未備妥  □程序不符</w:t>
             </w:r>
           </w:p>
           <w:p>

--- a/templates/W3-02-01D.docx
+++ b/templates/W3-02-01D.docx
@@ -23,7 +23,7 @@
           <w:sz w:val="28"/>
           <w:szCs w:val="28"/>
         </w:rPr>
-        <w:t>({{ORG}})</w:t>
+        <w:t>{{ORG}}</w:t>
       </w:r>
       <w:r>
         <w:rPr>
